--- a/zht/docx/058.content.docx
+++ b/zht/docx/058.content.docx
@@ -534,18 +534,12 @@
           <w:lang w:val="zh_TW" w:bidi="zh_TW"/>
         </w:rPr>
       </w:r>
-      <w:hyperlink r:id="rId13">
-        <w:r>
-          <w:rPr>
-            <w:lang w:val="zh_TW" w:bidi="zh_TW"/>
-          </w:rPr>
-          <w:rPr>
-            <w:color w:val="0000EE"/>
-            <w:u w:val="single"/>
-          </w:rPr>
-          <w:t>歷代志上14:15–17</w:t>
-        </w:r>
-      </w:hyperlink>
+      <w:r>
+        <w:rPr>
+          <w:lang w:val="zh_TW" w:bidi="zh_TW"/>
+        </w:rPr>
+        <w:t>歷代志上14:15–17</w:t>
+      </w:r>
     </w:p>
     <w:p>
       <w:pPr>
@@ -558,18 +552,12 @@
           <w:lang w:val="zh_TW" w:bidi="zh_TW"/>
         </w:rPr>
       </w:r>
-      <w:hyperlink r:id="rId14">
-        <w:r>
-          <w:rPr>
-            <w:lang w:val="zh_TW" w:bidi="zh_TW"/>
-          </w:rPr>
-          <w:rPr>
-            <w:color w:val="0000EE"/>
-            <w:u w:val="single"/>
-          </w:rPr>
-          <w:t>歷代志下15:6</w:t>
-        </w:r>
-      </w:hyperlink>
+      <w:r>
+        <w:rPr>
+          <w:lang w:val="zh_TW" w:bidi="zh_TW"/>
+        </w:rPr>
+        <w:t>歷代志下15:6</w:t>
+      </w:r>
     </w:p>
     <w:p>
       <w:pPr>
@@ -582,18 +570,12 @@
           <w:lang w:val="zh_TW" w:bidi="zh_TW"/>
         </w:rPr>
       </w:r>
-      <w:hyperlink r:id="rId15">
-        <w:r>
-          <w:rPr>
-            <w:lang w:val="zh_TW" w:bidi="zh_TW"/>
-          </w:rPr>
-          <w:rPr>
-            <w:color w:val="0000EE"/>
-            <w:u w:val="single"/>
-          </w:rPr>
-          <w:t>列王紀下17:11–12</w:t>
-        </w:r>
-      </w:hyperlink>
+      <w:r>
+        <w:rPr>
+          <w:lang w:val="zh_TW" w:bidi="zh_TW"/>
+        </w:rPr>
+        <w:t>列王紀下17:11–12</w:t>
+      </w:r>
     </w:p>
     <w:p>
       <w:pPr>
@@ -606,18 +588,12 @@
           <w:lang w:val="zh_TW" w:bidi="zh_TW"/>
         </w:rPr>
       </w:r>
-      <w:hyperlink r:id="rId16">
-        <w:r>
-          <w:rPr>
-            <w:lang w:val="zh_TW" w:bidi="zh_TW"/>
-          </w:rPr>
-          <w:rPr>
-            <w:color w:val="0000EE"/>
-            <w:u w:val="single"/>
-          </w:rPr>
-          <w:t>使徒行傳2:5</w:t>
-        </w:r>
-      </w:hyperlink>
+      <w:r>
+        <w:rPr>
+          <w:lang w:val="zh_TW" w:bidi="zh_TW"/>
+        </w:rPr>
+        <w:t>使徒行傳2:5</w:t>
+      </w:r>
     </w:p>
     <w:p>
       <w:pPr>
@@ -630,18 +606,12 @@
           <w:lang w:val="zh_TW" w:bidi="zh_TW"/>
         </w:rPr>
       </w:r>
-      <w:hyperlink r:id="rId17">
-        <w:r>
-          <w:rPr>
-            <w:lang w:val="zh_TW" w:bidi="zh_TW"/>
-          </w:rPr>
-          <w:rPr>
-            <w:color w:val="0000EE"/>
-            <w:u w:val="single"/>
-          </w:rPr>
-          <w:t>使徒行傳13:19</w:t>
-        </w:r>
-      </w:hyperlink>
+      <w:r>
+        <w:rPr>
+          <w:lang w:val="zh_TW" w:bidi="zh_TW"/>
+        </w:rPr>
+        <w:t>使徒行傳13:19</w:t>
+      </w:r>
     </w:p>
     <w:p>
       <w:pPr>
@@ -654,18 +624,12 @@
           <w:lang w:val="zh_TW" w:bidi="zh_TW"/>
         </w:rPr>
       </w:r>
-      <w:hyperlink r:id="rId18">
-        <w:r>
-          <w:rPr>
-            <w:lang w:val="zh_TW" w:bidi="zh_TW"/>
-          </w:rPr>
-          <w:rPr>
-            <w:color w:val="0000EE"/>
-            <w:u w:val="single"/>
-          </w:rPr>
-          <w:t>使徒行傳17:26</w:t>
-        </w:r>
-      </w:hyperlink>
+      <w:r>
+        <w:rPr>
+          <w:lang w:val="zh_TW" w:bidi="zh_TW"/>
+        </w:rPr>
+        <w:t>使徒行傳17:26</w:t>
+      </w:r>
     </w:p>
     <w:p>
       <w:pPr>
@@ -678,18 +642,12 @@
           <w:lang w:val="zh_TW" w:bidi="zh_TW"/>
         </w:rPr>
       </w:r>
-      <w:hyperlink r:id="rId19">
-        <w:r>
-          <w:rPr>
-            <w:lang w:val="zh_TW" w:bidi="zh_TW"/>
-          </w:rPr>
-          <w:rPr>
-            <w:color w:val="0000EE"/>
-            <w:u w:val="single"/>
-          </w:rPr>
-          <w:t>使徒行傳26:4</w:t>
-        </w:r>
-      </w:hyperlink>
+      <w:r>
+        <w:rPr>
+          <w:lang w:val="zh_TW" w:bidi="zh_TW"/>
+        </w:rPr>
+        <w:t>使徒行傳26:4</w:t>
+      </w:r>
     </w:p>
     <w:p>
       <w:pPr>
@@ -702,18 +660,12 @@
           <w:lang w:val="zh_TW" w:bidi="zh_TW"/>
         </w:rPr>
       </w:r>
-      <w:hyperlink r:id="rId20">
-        <w:r>
-          <w:rPr>
-            <w:lang w:val="zh_TW" w:bidi="zh_TW"/>
-          </w:rPr>
-          <w:rPr>
-            <w:color w:val="0000EE"/>
-            <w:u w:val="single"/>
-          </w:rPr>
-          <w:t>但以理書3:4</w:t>
-        </w:r>
-      </w:hyperlink>
+      <w:r>
+        <w:rPr>
+          <w:lang w:val="zh_TW" w:bidi="zh_TW"/>
+        </w:rPr>
+        <w:t>但以理書3:4</w:t>
+      </w:r>
     </w:p>
     <w:p>
       <w:pPr>
@@ -726,18 +678,12 @@
           <w:lang w:val="zh_TW" w:bidi="zh_TW"/>
         </w:rPr>
       </w:r>
-      <w:hyperlink r:id="rId21">
-        <w:r>
-          <w:rPr>
-            <w:lang w:val="zh_TW" w:bidi="zh_TW"/>
-          </w:rPr>
-          <w:rPr>
-            <w:color w:val="0000EE"/>
-            <w:u w:val="single"/>
-          </w:rPr>
-          <w:t>創世記10:2–5</w:t>
-        </w:r>
-      </w:hyperlink>
+      <w:r>
+        <w:rPr>
+          <w:lang w:val="zh_TW" w:bidi="zh_TW"/>
+        </w:rPr>
+        <w:t>創世記10:2–5</w:t>
+      </w:r>
     </w:p>
     <w:p>
       <w:pPr>
@@ -750,18 +696,12 @@
           <w:lang w:val="zh_TW" w:bidi="zh_TW"/>
         </w:rPr>
       </w:r>
-      <w:hyperlink r:id="rId22">
-        <w:r>
-          <w:rPr>
-            <w:lang w:val="zh_TW" w:bidi="zh_TW"/>
-          </w:rPr>
-          <w:rPr>
-            <w:color w:val="0000EE"/>
-            <w:u w:val="single"/>
-          </w:rPr>
-          <w:t>創世記27:29</w:t>
-        </w:r>
-      </w:hyperlink>
+      <w:r>
+        <w:rPr>
+          <w:lang w:val="zh_TW" w:bidi="zh_TW"/>
+        </w:rPr>
+        <w:t>創世記27:29</w:t>
+      </w:r>
     </w:p>
     <w:p>
       <w:pPr>
@@ -774,18 +714,12 @@
           <w:lang w:val="zh_TW" w:bidi="zh_TW"/>
         </w:rPr>
       </w:r>
-      <w:hyperlink r:id="rId23">
-        <w:r>
-          <w:rPr>
-            <w:lang w:val="zh_TW" w:bidi="zh_TW"/>
-          </w:rPr>
-          <w:rPr>
-            <w:color w:val="0000EE"/>
-            <w:u w:val="single"/>
-          </w:rPr>
-          <w:t>創世記35:11</w:t>
-        </w:r>
-      </w:hyperlink>
+      <w:r>
+        <w:rPr>
+          <w:lang w:val="zh_TW" w:bidi="zh_TW"/>
+        </w:rPr>
+        <w:t>創世記35:11</w:t>
+      </w:r>
     </w:p>
     <w:p>
       <w:pPr>
@@ -798,18 +732,12 @@
           <w:lang w:val="zh_TW" w:bidi="zh_TW"/>
         </w:rPr>
       </w:r>
-      <w:hyperlink r:id="rId24">
-        <w:r>
-          <w:rPr>
-            <w:lang w:val="zh_TW" w:bidi="zh_TW"/>
-          </w:rPr>
-          <w:rPr>
-            <w:color w:val="0000EE"/>
-            <w:u w:val="single"/>
-          </w:rPr>
-          <w:t>創世記49:10</w:t>
-        </w:r>
-      </w:hyperlink>
+      <w:r>
+        <w:rPr>
+          <w:lang w:val="zh_TW" w:bidi="zh_TW"/>
+        </w:rPr>
+        <w:t>創世記49:10</w:t>
+      </w:r>
     </w:p>
     <w:p>
       <w:pPr>
@@ -822,18 +750,12 @@
           <w:lang w:val="zh_TW" w:bidi="zh_TW"/>
         </w:rPr>
       </w:r>
-      <w:hyperlink r:id="rId25">
-        <w:r>
-          <w:rPr>
-            <w:lang w:val="zh_TW" w:bidi="zh_TW"/>
-          </w:rPr>
-          <w:rPr>
-            <w:color w:val="0000EE"/>
-            <w:u w:val="single"/>
-          </w:rPr>
-          <w:t>路加福音7:5</w:t>
-        </w:r>
-      </w:hyperlink>
+      <w:r>
+        <w:rPr>
+          <w:lang w:val="zh_TW" w:bidi="zh_TW"/>
+        </w:rPr>
+        <w:t>路加福音7:5</w:t>
+      </w:r>
     </w:p>
     <w:p>
       <w:pPr>
@@ -846,18 +768,12 @@
           <w:lang w:val="zh_TW" w:bidi="zh_TW"/>
         </w:rPr>
       </w:r>
-      <w:hyperlink r:id="rId26">
-        <w:r>
-          <w:rPr>
-            <w:lang w:val="zh_TW" w:bidi="zh_TW"/>
-          </w:rPr>
-          <w:rPr>
-            <w:color w:val="0000EE"/>
-            <w:u w:val="single"/>
-          </w:rPr>
-          <w:t>馬可福音13:7–8</w:t>
-        </w:r>
-      </w:hyperlink>
+      <w:r>
+        <w:rPr>
+          <w:lang w:val="zh_TW" w:bidi="zh_TW"/>
+        </w:rPr>
+        <w:t>馬可福音13:7–8</w:t>
+      </w:r>
     </w:p>
     <w:p>
       <w:pPr>
@@ -870,18 +786,12 @@
           <w:lang w:val="zh_TW" w:bidi="zh_TW"/>
         </w:rPr>
       </w:r>
-      <w:hyperlink r:id="rId27">
-        <w:r>
-          <w:rPr>
-            <w:lang w:val="zh_TW" w:bidi="zh_TW"/>
-          </w:rPr>
-          <w:rPr>
-            <w:color w:val="0000EE"/>
-            <w:u w:val="single"/>
-          </w:rPr>
-          <w:t>馬太福音21:43</w:t>
-        </w:r>
-      </w:hyperlink>
+      <w:r>
+        <w:rPr>
+          <w:lang w:val="zh_TW" w:bidi="zh_TW"/>
+        </w:rPr>
+        <w:t>馬太福音21:43</w:t>
+      </w:r>
     </w:p>
     <w:p>
       <w:pPr>
@@ -894,18 +804,12 @@
           <w:lang w:val="zh_TW" w:bidi="zh_TW"/>
         </w:rPr>
       </w:r>
-      <w:hyperlink r:id="rId28">
-        <w:r>
-          <w:rPr>
-            <w:lang w:val="zh_TW" w:bidi="zh_TW"/>
-          </w:rPr>
-          <w:rPr>
-            <w:color w:val="0000EE"/>
-            <w:u w:val="single"/>
-          </w:rPr>
-          <w:t>羅馬書4:16–17</w:t>
-        </w:r>
-      </w:hyperlink>
+      <w:r>
+        <w:rPr>
+          <w:lang w:val="zh_TW" w:bidi="zh_TW"/>
+        </w:rPr>
+        <w:t>羅馬書4:16–17</w:t>
+      </w:r>
     </w:p>
     <w:p>
       <w:pPr>
@@ -1222,18 +1126,12 @@
           <w:lang w:val="zh_TW" w:bidi="zh_TW"/>
         </w:rPr>
       </w:r>
-      <w:hyperlink r:id="rId29">
-        <w:r>
-          <w:rPr>
-            <w:lang w:val="zh_TW" w:bidi="zh_TW"/>
-          </w:rPr>
-          <w:rPr>
-            <w:color w:val="0000EE"/>
-            <w:u w:val="single"/>
-          </w:rPr>
-          <w:t>創世記1:11</w:t>
-        </w:r>
-      </w:hyperlink>
+      <w:r>
+        <w:rPr>
+          <w:lang w:val="zh_TW" w:bidi="zh_TW"/>
+        </w:rPr>
+        <w:t>創世記1:11</w:t>
+      </w:r>
     </w:p>
     <w:p>
       <w:pPr>
@@ -1246,18 +1144,12 @@
           <w:lang w:val="zh_TW" w:bidi="zh_TW"/>
         </w:rPr>
       </w:r>
-      <w:hyperlink r:id="rId30">
-        <w:r>
-          <w:rPr>
-            <w:lang w:val="zh_TW" w:bidi="zh_TW"/>
-          </w:rPr>
-          <w:rPr>
-            <w:color w:val="0000EE"/>
-            <w:u w:val="single"/>
-          </w:rPr>
-          <w:t>馬太福音7:17</w:t>
-        </w:r>
-      </w:hyperlink>
+      <w:r>
+        <w:rPr>
+          <w:lang w:val="zh_TW" w:bidi="zh_TW"/>
+        </w:rPr>
+        <w:t>馬太福音7:17</w:t>
+      </w:r>
     </w:p>
     <w:p>
       <w:pPr>
